--- a/src/Layers/W1/BaseApp/Sales/Customer/StandardStatement.docx
+++ b/src/Layers/W1/BaseApp/Sales/Customer/StandardStatement.docx
@@ -7165,371 +7165,229 @@
 </a:theme>
 </file>
 
-<file path=customXML/item3.xml>��< ? x m l   v e r s i o n = " 1 . 0 "   e n c o d i n g = " u t f - 1 6 " ? > - 
- < N a v W o r d R e p o r t X m l P a r t   x m l n s = " u r n : m i c r o s o f t - d y n a m i c s - n a v / r e p o r t s / S t a n d a r d _ S t a t e m e n t / 1 3 1 6 / " > - 
-     < B C R e p o r t I n f o r m a t i o n > - 
-         < R e p o r t M e t a d a t a > - 
-             < E x t e n s i o n I d > E x t e n s i o n   I D < / E x t e n s i o n I d > - 
-             < E x t e n s i o n N a m e > E x t e n s i o n   N a m e < / E x t e n s i o n N a m e > - 
-             < E x t e n s i o n P u b l i s h e r > E x t e n s i o n   P u b l i s h e r < / E x t e n s i o n P u b l i s h e r > - 
-             < E x t e n s i o n V e r s i o n > E x t e n s i o n   V e r s i o n < / E x t e n s i o n V e r s i o n > - 
-             < R e p o r t I d > R e p o r t   I D < / R e p o r t I d > - 
-             < R e p o r t N a m e > R e p o r t   N a m e < / R e p o r t N a m e > - 
-             < A b o u t T h i s R e p o r t T i t l e > A b o u t   T h i s   R e p o r t   T i t l e < / A b o u t T h i s R e p o r t T i t l e > - 
-             < A b o u t T h i s R e p o r t T e x t > A b o u t   T h i s   R e p o r t   T e x t < / A b o u t T h i s R e p o r t T e x t > - 
-             < R e p o r t H e l p L i n k > R e p o r t   H e l p   L i n k < / R e p o r t H e l p L i n k > - 
-         < / R e p o r t M e t a d a t a > - 
-         < R e p o r t R e q u e s t > - 
-             < T e n a n t E n t r a I d > T e n a n t   E n t r a   I d < / T e n a n t E n t r a I d > - 
-             < E n v i r o n m e n t N a m e > E n v i r o n m e n t   N a m e < / E n v i r o n m e n t N a m e > - 
-             < E n v i r o n m e n t T y p e > E n v i r o n m e n t   T y p e < / E n v i r o n m e n t T y p e > - 
-             < C o m p a n y N a m e > C o m p a n y   N a m e < / C o m p a n y N a m e > - 
-             < C o m p a n y D i s p l a y N a m e > C o m p a n y   D i s p l a y   N a m e < / C o m p a n y D i s p l a y N a m e > - 
-             < C o m p a n y I d > C o m p a n y   I D < / C o m p a n y I d > - 
-             < U s e r N a m e > U s e r   N a m e < / U s e r N a m e > - 
-             < D a t e A n d T i m e > D a t e   a n d   T i m e < / D a t e A n d T i m e > - 
-             < L a n g u a g e > L a n g u a g e < / L a n g u a g e > - 
-             < F o r m a t R e g i o n > F o r m a t   R e g i o n < / F o r m a t R e g i o n > - 
-             < D a t e T i m e V a l u e s > - 
-                 < Y e a r > Y e a r < / Y e a r > - 
-                 < M o n t h N u m b e r > M o n t h   N u m b e r < / M o n t h N u m b e r > - 
-                 < D a y N u m b e r > D a y   N u m b e r < / D a y N u m b e r > - 
-                 < H o u r > H o u r < / H o u r > - 
-                 < M i n u t e > M i n u t e < / M i n u t e > - 
-             < / D a t e T i m e V a l u e s > - 
-         < / R e p o r t R e q u e s t > - 
-     < / B C R e p o r t I n f o r m a t i o n > - 
-     < C u s t o m e r > - 
-         < N o _ C u s t > N o _ C u s t < / N o _ C u s t > - 
-         < I n t e g e r > - 
-             < B a n k A c c N o _ C o m p a n y I n f o > B a n k A c c N o _ C o m p a n y I n f o < / B a n k A c c N o _ C o m p a n y I n f o > - 
-             < B a n k A c c N o _ C o m p a n y I n f o C a p t i o n > B a n k A c c N o _ C o m p a n y I n f o C a p t i o n < / B a n k A c c N o _ C o m p a n y I n f o C a p t i o n > - 
-             < B a n k N a m e _ C o m p a n y I n f o > B a n k N a m e _ C o m p a n y I n f o < / B a n k N a m e _ C o m p a n y I n f o > - 
-             < B a n k N a m e _ C o m p a n y I n f o C a p t i o n > B a n k N a m e _ C o m p a n y I n f o C a p t i o n < / B a n k N a m e _ C o m p a n y I n f o C a p t i o n > - 
-             < C o m p a n y A d d r 1 > C o m p a n y A d d r 1 < / C o m p a n y A d d r 1 > - 
-             < C o m p a n y A d d r 2 > C o m p a n y A d d r 2 < / C o m p a n y A d d r 2 > - 
-             < C o m p a n y A d d r 3 > C o m p a n y A d d r 3 < / C o m p a n y A d d r 3 > - 
-             < C o m p a n y A d d r 4 > C o m p a n y A d d r 4 < / C o m p a n y A d d r 4 > - 
-             < C o m p a n y A d d r 5 > C o m p a n y A d d r 5 < / C o m p a n y A d d r 5 > - 
-             < C o m p a n y A d d r 6 > C o m p a n y A d d r 6 < / C o m p a n y A d d r 6 > - 
-             < C o m p a n y A d d r 7 > C o m p a n y A d d r 7 < / C o m p a n y A d d r 7 > - 
-             < C o m p a n y A d d r 8 > C o m p a n y A d d r 8 < / C o m p a n y A d d r 8 > - 
-             < C o m p a n y I n f o 1 P i c t u r e   / > - 
-             < C o m p a n y I n f o 2 P i c t u r e   / > - 
-             < C o m p a n y I n f o 3 P i c t u r e   / > - 
-             < C o m p a n y I n f o E m a i l > C o m p a n y I n f o E m a i l < / C o m p a n y I n f o E m a i l > - 
-             < C o m p a n y I n f o E m a i l C a p t i o n > C o m p a n y I n f o E m a i l C a p t i o n < / C o m p a n y I n f o E m a i l C a p t i o n > - 
-             < C o m p a n y I n f o H o m e P a g e > C o m p a n y I n f o H o m e P a g e < / C o m p a n y I n f o H o m e P a g e > - 
-             < C o m p a n y I n f o H o m e p a g e C a p t i o n > C o m p a n y I n f o H o m e p a g e C a p t i o n < / C o m p a n y I n f o H o m e p a g e C a p t i o n > - 
-             < C o m p a n y L e g a l O f f i c e > C o m p a n y L e g a l O f f i c e < / C o m p a n y L e g a l O f f i c e > - 
-             < C o m p a n y L e g a l O f f i c e _ L b l > C o m p a n y L e g a l O f f i c e _ L b l < / C o m p a n y L e g a l O f f i c e _ L b l > - 
-             < C o m p a n y P i c t u r e   / > - 
-             < C u r r R e p o r t P a g e N o C a p t i o n > C u r r R e p o r t P a g e N o C a p t i o n < / C u r r R e p o r t P a g e N o C a p t i o n > - 
-             < C u s t A d d r 1 > C u s t A d d r 1 < / C u s t A d d r 1 > - 
-             < C u s t A d d r 2 > C u s t A d d r 2 < / C u s t A d d r 2 > - 
-             < C u s t A d d r 3 > C u s t A d d r 3 < / C u s t A d d r 3 > - 
-             < C u s t A d d r 4 > C u s t A d d r 4 < / C u s t A d d r 4 > - 
-             < C u s t A d d r 5 > C u s t A d d r 5 < / C u s t A d d r 5 > - 
-             < C u s t A d d r 6 > C u s t A d d r 6 < / C u s t A d d r 6 > - 
-             < C u s t A d d r 7 > C u s t A d d r 7 < / C u s t A d d r 7 > - 
-             < C u s t A d d r 8 > C u s t A d d r 8 < / C u s t A d d r 8 > - 
-             < C u s t B a l a n c e C a p t i o n > C u s t B a l a n c e C a p t i o n < / C u s t B a l a n c e C a p t i o n > - 
-             < D e s c _ C u s t L e d g E n t r y 2 C a p t i o n > D e s c _ C u s t L e d g E n t r y 2 C a p t i o n < / D e s c _ C u s t L e d g E n t r y 2 C a p t i o n > - 
-             < D o c D a t e C a p t i o n > D o c D a t e C a p t i o n < / D o c D a t e C a p t i o n > - 
-             < D o c N o _ D t l d C u s t L e d g E n t r i e s C a p t i o n > D o c N o _ D t l d C u s t L e d g E n t r i e s C a p t i o n < / D o c N o _ D t l d C u s t L e d g E n t r i e s C a p t i o n > - 
-             < D u e D a t e _ C u s t L e d g E n t r y 2 C a p t i o n > D u e D a t e _ C u s t L e d g E n t r y 2 C a p t i o n < / D u e D a t e _ C u s t L e d g E n t r y 2 C a p t i o n > - 
-             < E n d D a t e > E n d D a t e < / E n d D a t e > - 
-             < E n d D a t e C a p t i o n > E n d D a t e C a p t i o n < / E n d D a t e C a p t i o n > - 
-             < G i r o N o _ C o m p a n y I n f o > G i r o N o _ C o m p a n y I n f o < / G i r o N o _ C o m p a n y I n f o > - 
-             < G i r o N o _ C o m p a n y I n f o C a p t i o n > G i r o N o _ C o m p a n y I n f o C a p t i o n < / G i r o N o _ C o m p a n y I n f o C a p t i o n > - 
-             < L a s t S t a t m n t N o _ C u s t > L a s t S t a t m n t N o _ C u s t < / L a s t S t a t m n t N o _ C u s t > - 
-             < L a s t S t a t m n t N o _ C u s t C a p t i o n > L a s t S t a t m n t N o _ C u s t C a p t i o n < / L a s t S t a t m n t N o _ C u s t C a p t i o n > - 
-             < N o 1 _ C u s t > N o 1 _ C u s t < / N o 1 _ C u s t > - 
-             < N o 1 _ C u s t C a p t i o n > N o 1 _ C u s t C a p t i o n < / N o 1 _ C u s t C a p t i o n > - 
-             < O r i g i n a l A m t _ C u s t L e d g E n t r y 2 C a p t i o n > O r i g i n a l A m t _ C u s t L e d g E n t r y 2 C a p t i o n < / O r i g i n a l A m t _ C u s t L e d g E n t r y 2 C a p t i o n > - 
-             < P h o n e N o _ C o m p a n y I n f o > P h o n e N o _ C o m p a n y I n f o < / P h o n e N o _ C o m p a n y I n f o > - 
-             < P h o n e N o _ C o m p a n y I n f o C a p t i o n > P h o n e N o _ C o m p a n y I n f o C a p t i o n < / P h o n e N o _ C o m p a n y I n f o C a p t i o n > - 
-             < P o s t D a t e _ D t l d C u s t L e d g E n t r i e s C a p t i o n > P o s t D a t e _ D t l d C u s t L e d g E n t r i e s C a p t i o n < / P o s t D a t e _ D t l d C u s t L e d g E n t r i e s C a p t i o n > - 
-             < R e m a i n A m t C u s t L e d g E n t r y 2 C a p t i o n > R e m a i n A m t C u s t L e d g E n t r y 2 C a p t i o n < / R e m a i n A m t C u s t L e d g E n t r y 2 C a p t i o n > - 
-             < S t a r t D a t e > S t a r t D a t e < / S t a r t D a t e > - 
-             < S t a r t D a t e C a p t i o n > S t a r t D a t e C a p t i o n < / S t a r t D a t e C a p t i o n > - 
-             < S t a t e m e n t C a p t i o n > S t a t e m e n t C a p t i o n < / S t a t e m e n t C a p t i o n > - 
-             < T o d a y F o r m a t t e d > T o d a y F o r m a t t e d < / T o d a y F o r m a t t e d > - 
-             < V A T R e g N o _ C o m p a n y I n f o > V A T R e g N o _ C o m p a n y I n f o < / V A T R e g N o _ C o m p a n y I n f o > - 
-             < V A T R e g N o _ C o m p a n y I n f o C a p t i o n > V A T R e g N o _ C o m p a n y I n f o C a p t i o n < / V A T R e g N o _ C o m p a n y I n f o C a p t i o n > - 
-             < C u r r e n c y L o o p > - 
-                 < T o t a l _ C a p t i o n 2 > T o t a l _ C a p t i o n 2 < / T o t a l _ C a p t i o n 2 > - 
-                 < C u s t L e d g E n t r y H d r > - 
-                     < C u r r e n c y 2 C o d e _ C u s t L e d g E n t r y H d r > C u r r e n c y 2 C o d e _ C u s t L e d g E n t r y H d r < / C u r r e n c y 2 C o d e _ C u s t L e d g E n t r y H d r > - 
-                     < C u r r e n c y C o d e 3 > C u r r e n c y C o d e 3 < / C u r r e n c y C o d e 3 > - 
-                     < C u s t B a l a n c e _ C u s t L e d g E n t r y H d r > C u s t B a l a n c e _ C u s t L e d g E n t r y H d r < / C u s t B a l a n c e _ C u s t L e d g E n t r y H d r > - 
-                     < D t l d C u s t L e d g E n t r y T y p e > D t l d C u s t L e d g E n t r y T y p e < / D t l d C u s t L e d g E n t r y T y p e > - 
-                     < E n t r i e s E x i s t s > E n t r i e s E x i s t s < / E n t r i e s E x i s t s > - 
-                     < I s N e w C u s t C u r r e n c y G r o u p > I s N e w C u s t C u r r e n c y G r o u p < / I s N e w C u s t C u r r e n c y G r o u p > - 
-                     < P r i n t L i n e > P r i n t L i n e < / P r i n t L i n e > - 
-                     < S t a r t B a l a n c e > S t a r t B a l a n c e < / S t a r t B a l a n c e > - 
-                     < D t l d C u s t L e d g E n t r i e s > - 
-                         < A m t _ D t l d C u s t L e d g E n t r i e s > A m t _ D t l d C u s t L e d g E n t r i e s < / A m t _ D t l d C u s t L e d g E n t r i e s > - 
-                         < C u r r C o d e _ D t l d C u s t L e d g E n t r i e s > C u r r C o d e _ D t l d C u s t L e d g E n t r i e s < / C u r r C o d e _ D t l d C u s t L e d g E n t r i e s > - 
-                         < C u r r e n c y 2 C o d e > C u r r e n c y 2 C o d e < / C u r r e n c y 2 C o d e > - 
-                         < C u s t B a l a n c e > C u s t B a l a n c e < / C u s t B a l a n c e > - 
-                         < D e s c r i p t i o n > D e s c r i p t i o n < / D e s c r i p t i o n > - 
-                         < D o c N o _ D t l d C u s t L e d g E n t r i e s > D o c N o _ D t l d C u s t L e d g E n t r i e s < / D o c N o _ D t l d C u s t L e d g E n t r i e s > - 
-                         < D u e D a t e _ D t l d C u s t L e d g E n t r i e s > D u e D a t e _ D t l d C u s t L e d g E n t r i e s < / D u e D a t e _ D t l d C u s t L e d g E n t r i e s > - 
-                         < P o s t D a t e _ D t l d C u s t L e d g E n t r i e s > P o s t D a t e _ D t l d C u s t L e d g E n t r i e s < / P o s t D a t e _ D t l d C u s t L e d g E n t r i e s > - 
-                         < R e m a i n A m t _ D t l d C u s t L e d g E n t r i e s > R e m a i n A m t _ D t l d C u s t L e d g E n t r i e s < / R e m a i n A m t _ D t l d C u s t L e d g E n t r i e s > - 
-                         < Y o u r R e f e r e n c e _ D t l d C u s t L e d g E n t r i e s > Y o u r R e f e r e n c e _ D t l d C u s t L e d g E n t r i e s < / Y o u r R e f e r e n c e _ D t l d C u s t L e d g E n t r i e s > - 
-                     < / D t l d C u s t L e d g E n t r i e s > - 
-                 < / C u s t L e d g E n t r y H d r > - 
-                 < C u s t L e d g E n t r y F o o t e r > - 
-                     < C u r r e n c y C o d e 3 _ C u s t L e d g E n t r y F o o t e r > C u r r e n c y C o d e 3 _ C u s t L e d g E n t r y F o o t e r < / C u r r e n c y C o d e 3 _ C u s t L e d g E n t r y F o o t e r > - 
-                     < C u s t B a l a n c e _ C u s t L e d g E n t r y H d r F o o t e r > C u s t B a l a n c e _ C u s t L e d g E n t r y H d r F o o t e r < / C u s t B a l a n c e _ C u s t L e d g E n t r y H d r F o o t e r > - 
-                     < E n t r i e s E x i s t s l _ C u s t L e d g E n t r y F o o t e r C a p t i o n > E n t r i e s E x i s t s l _ C u s t L e d g E n t r y F o o t e r C a p t i o n < / E n t r i e s E x i s t s l _ C u s t L e d g E n t r y F o o t e r C a p t i o n > - 
-                     < T o t a l _ C a p t i o n > T o t a l _ C a p t i o n < / T o t a l _ C a p t i o n > - 
-                 < / C u s t L e d g E n t r y F o o t e r > - 
-                 < O v e r d u e V i s i b l e > - 
-                     < C u r r e n c y C o d e 3 _ C u s t L e d g E n t r y 2 > C u r r e n c y C o d e 3 _ C u s t L e d g E n t r y 2 < / C u r r e n c y C o d e 3 _ C u s t L e d g E n t r y 2 > - 
-                     < D e s c _ C u s t L e d g E n t r y 2 C a p t i o n 2 > D e s c _ C u s t L e d g E n t r y 2 C a p t i o n 2 < / D e s c _ C u s t L e d g E n t r y 2 C a p t i o n 2 > - 
-                     < D o c N o _ D t l d C u s t L e d g E n t r i e s C a p t i o n 2 > D o c N o _ D t l d C u s t L e d g E n t r i e s C a p t i o n 2 < / D o c N o _ D t l d C u s t L e d g E n t r i e s C a p t i o n 2 > - 
-                     < D u e D a t e _ C u s t L e d g E n t r y 2 C a p t i o n 2 > D u e D a t e _ C u s t L e d g E n t r y 2 C a p t i o n 2 < / D u e D a t e _ C u s t L e d g E n t r y 2 C a p t i o n 2 > - 
-                     < O r i g i n a l A m t _ C u s t L e d g E n t r y 2 C a p t i o n 2 > O r i g i n a l A m t _ C u s t L e d g E n t r y 2 C a p t i o n 2 < / O r i g i n a l A m t _ C u s t L e d g E n t r y 2 C a p t i o n 2 > - 
-                     < O v e r D u e E n t r i e s > O v e r D u e E n t r i e s < / O v e r D u e E n t r i e s > - 
-                     < P o s t D a t e _ D t l d C u s t L e d g E n t r i e s C a p t i o n 2 > P o s t D a t e _ D t l d C u s t L e d g E n t r i e s C a p t i o n 2 < / P o s t D a t e _ D t l d C u s t L e d g E n t r i e s C a p t i o n 2 > - 
-                     < R e m a i n A m t C u s t L e d g E n t r y 2 C a p t i o n 2 > R e m a i n A m t C u s t L e d g E n t r y 2 C a p t i o n 2 < / R e m a i n A m t C u s t L e d g E n t r y 2 C a p t i o n 2 > - 
-                     < T o t a l _ C a p t i o n 3 > T o t a l _ C a p t i o n 3 < / T o t a l _ C a p t i o n 3 > - 
-                     < C u s t L e d g E n t r y 2 > - 
-                         < C u r r C o d e _ C u s t L e d g E n t r y 2 > C u r r C o d e _ C u s t L e d g E n t r y 2 < / C u r r C o d e _ C u s t L e d g E n t r y 2 > - 
-                         < C u r r e n c y 2 C o d e _ C u s t L e d g E n t r y 2 > C u r r e n c y 2 C o d e _ C u s t L e d g E n t r y 2 < / C u r r e n c y 2 C o d e _ C u s t L e d g E n t r y 2 > - 
-                         < C u s t N o _ C u s t L e d g E n t r y 2 > C u s t N o _ C u s t L e d g E n t r y 2 < / C u s t N o _ C u s t L e d g E n t r y 2 > - 
-                         < D e s c _ C u s t L e d g E n t r y 2 > D e s c _ C u s t L e d g E n t r y 2 < / D e s c _ C u s t L e d g E n t r y 2 > - 
-                         < D o c N o _ C u s t L e d g E n t r y 2 > D o c N o _ C u s t L e d g E n t r y 2 < / D o c N o _ C u s t L e d g E n t r y 2 > - 
-                         < D u e D a t e _ C u s t L e d g E n t r y 2 > D u e D a t e _ C u s t L e d g E n t r y 2 < / D u e D a t e _ C u s t L e d g E n t r y 2 > - 
-                         < O r i g i n a l A m t _ C u s t L e d g E n t r y 2 > O r i g i n a l A m t _ C u s t L e d g E n t r y 2 < / O r i g i n a l A m t _ C u s t L e d g E n t r y 2 > - 
-                         < P o s t D a t e _ C u s t L e d g E n t r y 2 > P o s t D a t e _ C u s t L e d g E n t r y 2 < / P o s t D a t e _ C u s t L e d g E n t r y 2 > - 
-                         < P r i n t E n t r i e s D u e > P r i n t E n t r i e s D u e < / P r i n t E n t r i e s D u e > - 
-                         < R e m a i n A m t _ C u s t L e d g E n t r y 2 > R e m a i n A m t _ C u s t L e d g E n t r y 2 < / R e m a i n A m t _ C u s t L e d g E n t r y 2 > - 
-                         < Y o u r R e f e r e n c e _ C u s t L e d g E n t r y 2 > Y o u r R e f e r e n c e _ C u s t L e d g E n t r y 2 < / Y o u r R e f e r e n c e _ C u s t L e d g E n t r y 2 > - 
-                     < / C u s t L e d g E n t r y 2 > - 
-                     < O v e r d u e E n t r y F o o d e r > - 
-                         < O v e r d u e B a l a n c e > O v e r d u e B a l a n c e < / O v e r d u e B a l a n c e > - 
-                     < / O v e r d u e E n t r y F o o d e r > - 
-                 < / O v e r d u e V i s i b l e > - 
-             < / C u r r e n c y L o o p > - 
-             < A g i n g B a n d V i s i b l e > - 
-                 < A g i n g C u s t L e d g E n t r y   / > - 
-                 < A g i n g B a n d L o o p > - 
-                     < A g i n g B a n d B u f C o l 1 A m t > A g i n g B a n d B u f C o l 1 A m t < / A g i n g B a n d B u f C o l 1 A m t > - 
-                     < A g i n g B a n d B u f C o l 2 A m t > A g i n g B a n d B u f C o l 2 A m t < / A g i n g B a n d B u f C o l 2 A m t > - 
-                     < A g i n g B a n d B u f C o l 3 A m t > A g i n g B a n d B u f C o l 3 A m t < / A g i n g B a n d B u f C o l 3 A m t > - 
-                     < A g i n g B a n d B u f C o l 4 A m t > A g i n g B a n d B u f C o l 4 A m t < / A g i n g B a n d B u f C o l 4 A m t > - 
-                     < A g i n g B a n d B u f C o l 5 A m t > A g i n g B a n d B u f C o l 5 A m t < / A g i n g B a n d B u f C o l 5 A m t > - 
-                     < A g i n g B a n d C u r r e n c y C o d e > A g i n g B a n d C u r r e n c y C o d e < / A g i n g B a n d C u r r e n c y C o d e > - 
-                     < A g i n g B a n d E n d i n g D a t e > A g i n g B a n d E n d i n g D a t e < / A g i n g B a n d E n d i n g D a t e > - 
-                     < A g i n g D a t e 1 > A g i n g D a t e 1 < / A g i n g D a t e 1 > - 
-                     < A g i n g D a t e 2 > A g i n g D a t e 2 < / A g i n g D a t e 2 > - 
-                     < A g i n g D a t e 2 1 > A g i n g D a t e 2 1 < / A g i n g D a t e 2 1 > - 
-                     < A g i n g D a t e 3 > A g i n g D a t e 3 < / A g i n g D a t e 3 > - 
-                     < A g i n g D a t e 3 1 > A g i n g D a t e 3 1 < / A g i n g D a t e 3 1 > - 
-                     < A g i n g D a t e 4 > A g i n g D a t e 4 < / A g i n g D a t e 4 > - 
-                     < A g i n g D a t e 4 1 > A g i n g D a t e 4 1 < / A g i n g D a t e 4 1 > - 
-                     < A g i n g D a t e 5 > A g i n g D a t e 5 < / A g i n g D a t e 5 > - 
-                     < A g i n g D a t e H e a d e r 1 > A g i n g D a t e H e a d e r 1 < / A g i n g D a t e H e a d e r 1 > - 
-                     < A g i n g D a t e H e a d e r 2 > A g i n g D a t e H e a d e r 2 < / A g i n g D a t e H e a d e r 2 > - 
-                     < A g i n g D a t e H e a d e r 3 > A g i n g D a t e H e a d e r 3 < / A g i n g D a t e H e a d e r 3 > - 
-                     < A g i n g D a t e H e a d e r 4 > A g i n g D a t e H e a d e r 4 < / A g i n g D a t e H e a d e r 4 > - 
-                     < b e f o r e C a p t i o n > b e f o r e C a p t i o n < / b e f o r e C a p t i o n > - 
-                 < / A g i n g B a n d L o o p > - 
-             < / A g i n g B a n d V i s i b l e > - 
-         < / I n t e g e r > - 
-         < L e t t e r T e x t > - 
-             < B o d y T e x t > B o d y T e x t < / B o d y T e x t > - 
-             < C l o s i n g T e x t > C l o s i n g T e x t < / C l o s i n g T e x t > - 
-             < G r e e t i n g T e x t > G r e e t i n g T e x t < / G r e e t i n g T e x t > - 
-         < / L e t t e r T e x t > - 
-     < / C u s t o m e r > - 
- < / N a v W o r d R e p o r t X m l P a r t > 
+<file path=customXML/item3.xml><?xml version="1.0" encoding="utf-8"?>
+<NavWordReportXmlPart xmlns="urn:microsoft-dynamics-nav/reports/Standard_Statement/1316/">
+  <BCReportInformation>
+    <ReportMetadata>
+      <ExtensionId>Extension ID</ExtensionId>
+      <ExtensionName>Extension Name</ExtensionName>
+      <ExtensionPublisher>Extension Publisher</ExtensionPublisher>
+      <ExtensionVersion>Extension Version</ExtensionVersion>
+      <ReportId>Report ID</ReportId>
+      <ReportName>Report Name</ReportName>
+      <AboutThisReportTitle>About This Report Title</AboutThisReportTitle>
+      <AboutThisReportText>About This Report Text</AboutThisReportText>
+      <ReportHelpLink>Report Help Link</ReportHelpLink>
+      <ReportCaption>Report Caption</ReportCaption>
+    </ReportMetadata>
+    <ReportRequest>
+      <TenantEntraId>Tenant Entra Id</TenantEntraId>
+      <EnvironmentName>Environment Name</EnvironmentName>
+      <EnvironmentType>Environment Type</EnvironmentType>
+      <CompanyName>Company Name</CompanyName>
+      <CompanyDisplayName>Company Display Name</CompanyDisplayName>
+      <CompanyId>Company ID</CompanyId>
+      <UserName>User Name</UserName>
+      <DateAndTime>Date and Time</DateAndTime>
+      <Language>Language</Language>
+      <FormatRegion>Format Region</FormatRegion>
+      <DateTimeValues>
+        <Year>Year</Year>
+        <MonthNumber>Month Number</MonthNumber>
+        <DayNumber>Day Number</DayNumber>
+        <Hour>Hour</Hour>
+        <Minute>Minute</Minute>
+      </DateTimeValues>
+    </ReportRequest>
+    <CompanyMetadata>
+      <CompanyName>Company Name</CompanyName>
+      <CompanyDisplayName>Company Display Name</CompanyDisplayName>
+      <CompanyAddressLines>
+        <CompanyAddressLine1>Company Address Line 1</CompanyAddressLine1>
+        <CompanyAddressLine2>Company Address Line 2</CompanyAddressLine2>
+        <CompanyAddressLine3>Company Address Line 3</CompanyAddressLine3>
+        <CompanyAddressLine4>Company Address Line 4</CompanyAddressLine4>
+        <CompanyAddressLine5>Company Address Line 5</CompanyAddressLine5>
+        <CompanyAddressLine6>Company Address Line 6</CompanyAddressLine6>
+        <CompanyAddressLine7>Company Address Line 7</CompanyAddressLine7>
+        <CompanyAddressLine8>Company Address Line 8</CompanyAddressLine8>
+      </CompanyAddressLines>
+      <CompanyPhone>Company Phone</CompanyPhone>
+      <CompanyPhoneCaption>Company Phone Caption</CompanyPhoneCaption>
+      <CompanyFaxNo>Company Fax No.</CompanyFaxNo>
+      <CompanyFaxNoCaption>Company Fax No. Caption</CompanyFaxNoCaption>
+      <CompanyEmail>Company Email</CompanyEmail>
+      <CompanyEmailCaption>Company Email Caption</CompanyEmailCaption>
+      <CompanyHomePage>Company Home Page</CompanyHomePage>
+      <CompanyHomePageCaption>Company Home Page Caption</CompanyHomePageCaption>
+      <CompanyLogo>Company Logo</CompanyLogo>
+      <CompanyVATRegistrationNo>Company VAT Registration No.</CompanyVATRegistrationNo>
+      <CompanyVATRegistrationNoCaption>Company VAT Registration No. Caption</CompanyVATRegistrationNoCaption>
+      <CompanyRegistrationNo>Company Registration No.</CompanyRegistrationNo>
+      <CompanyRegistrationNoCaption>Company Registration No. Caption</CompanyRegistrationNoCaption>
+      <CompanyBankName>Company Bank Name</CompanyBankName>
+      <CompanyBankNameCaption>Company Bank Name Caption</CompanyBankNameCaption>
+      <CompanyBankAccountNo>Company Bank Account No.</CompanyBankAccountNo>
+      <CompanyBankAccountNoCaption>Company Bank Account No. Caption</CompanyBankAccountNoCaption>
+      <CompanyBankBranchNo>Company Bank Branch No.</CompanyBankBranchNo>
+      <CompanyBankBranchNoCaption>Company Bank Branch No. Caption</CompanyBankBranchNoCaption>
+      <CompanyIBAN>Company IBAN</CompanyIBAN>
+      <CompanyIBANCaption>Company IBAN Caption</CompanyIBANCaption>
+      <CompanyBankSWIFT>Company Bank SWIFT</CompanyBankSWIFT>
+      <CompanyBankSWIFTCaption>Company Bank SWIFT Caption</CompanyBankSWIFTCaption>
+      <CompanyGiroNo>Company Giro No.</CompanyGiroNo>
+      <CompanyGiroNoCaption>Company Giro No. Caption</CompanyGiroNoCaption>
+    </CompanyMetadata>
+  </BCReportInformation>
+  <Customer>
+    <No_Cust>No_Cust</No_Cust>
+    <Integer>
+      <BankAccNo_CompanyInfo>BankAccNo_CompanyInfo</BankAccNo_CompanyInfo>
+      <BankAccNo_CompanyInfoCaption>BankAccNo_CompanyInfoCaption</BankAccNo_CompanyInfoCaption>
+      <BankName_CompanyInfo>BankName_CompanyInfo</BankName_CompanyInfo>
+      <BankName_CompanyInfoCaption>BankName_CompanyInfoCaption</BankName_CompanyInfoCaption>
+      <CompanyAddr1>CompanyAddr1</CompanyAddr1>
+      <CompanyAddr2>CompanyAddr2</CompanyAddr2>
+      <CompanyAddr3>CompanyAddr3</CompanyAddr3>
+      <CompanyAddr4>CompanyAddr4</CompanyAddr4>
+      <CompanyAddr5>CompanyAddr5</CompanyAddr5>
+      <CompanyAddr6>CompanyAddr6</CompanyAddr6>
+      <CompanyAddr7>CompanyAddr7</CompanyAddr7>
+      <CompanyAddr8>CompanyAddr8</CompanyAddr8>
+      <CompanyInfo1Picture/>
+      <CompanyInfo2Picture/>
+      <CompanyInfo3Picture/>
+      <CompanyInfoEmail>CompanyInfoEmail</CompanyInfoEmail>
+      <CompanyInfoEmailCaption>CompanyInfoEmailCaption</CompanyInfoEmailCaption>
+      <CompanyInfoHomePage>CompanyInfoHomePage</CompanyInfoHomePage>
+      <CompanyInfoHomepageCaption>CompanyInfoHomepageCaption</CompanyInfoHomepageCaption>
+      <CompanyLegalOffice>CompanyLegalOffice</CompanyLegalOffice>
+      <CompanyLegalOffice_Lbl>CompanyLegalOffice_Lbl</CompanyLegalOffice_Lbl>
+      <CompanyPicture/>
+      <CurrReportPageNoCaption>CurrReportPageNoCaption</CurrReportPageNoCaption>
+      <CustAddr1>CustAddr1</CustAddr1>
+      <CustAddr2>CustAddr2</CustAddr2>
+      <CustAddr3>CustAddr3</CustAddr3>
+      <CustAddr4>CustAddr4</CustAddr4>
+      <CustAddr5>CustAddr5</CustAddr5>
+      <CustAddr6>CustAddr6</CustAddr6>
+      <CustAddr7>CustAddr7</CustAddr7>
+      <CustAddr8>CustAddr8</CustAddr8>
+      <CustBalanceCaption>CustBalanceCaption</CustBalanceCaption>
+      <Desc_CustLedgEntry2Caption>Desc_CustLedgEntry2Caption</Desc_CustLedgEntry2Caption>
+      <DocDateCaption>DocDateCaption</DocDateCaption>
+      <DocNo_DtldCustLedgEntriesCaption>DocNo_DtldCustLedgEntriesCaption</DocNo_DtldCustLedgEntriesCaption>
+      <DueDate_CustLedgEntry2Caption>DueDate_CustLedgEntry2Caption</DueDate_CustLedgEntry2Caption>
+      <EndDate>EndDate</EndDate>
+      <EndDateCaption>EndDateCaption</EndDateCaption>
+      <GiroNo_CompanyInfo>GiroNo_CompanyInfo</GiroNo_CompanyInfo>
+      <GiroNo_CompanyInfoCaption>GiroNo_CompanyInfoCaption</GiroNo_CompanyInfoCaption>
+      <LastStatmntNo_Cust>LastStatmntNo_Cust</LastStatmntNo_Cust>
+      <LastStatmntNo_CustCaption>LastStatmntNo_CustCaption</LastStatmntNo_CustCaption>
+      <No1_Cust>No1_Cust</No1_Cust>
+      <No1_CustCaption>No1_CustCaption</No1_CustCaption>
+      <OriginalAmt_CustLedgEntry2Caption>OriginalAmt_CustLedgEntry2Caption</OriginalAmt_CustLedgEntry2Caption>
+      <PhoneNo_CompanyInfo>PhoneNo_CompanyInfo</PhoneNo_CompanyInfo>
+      <PhoneNo_CompanyInfoCaption>PhoneNo_CompanyInfoCaption</PhoneNo_CompanyInfoCaption>
+      <PostDate_DtldCustLedgEntriesCaption>PostDate_DtldCustLedgEntriesCaption</PostDate_DtldCustLedgEntriesCaption>
+      <RemainAmtCustLedgEntry2Caption>RemainAmtCustLedgEntry2Caption</RemainAmtCustLedgEntry2Caption>
+      <StartDate>StartDate</StartDate>
+      <StartDateCaption>StartDateCaption</StartDateCaption>
+      <StatementCaption>StatementCaption</StatementCaption>
+      <TodayFormatted>TodayFormatted</TodayFormatted>
+      <VATRegNo_CompanyInfo>VATRegNo_CompanyInfo</VATRegNo_CompanyInfo>
+      <VATRegNo_CompanyInfoCaption>VATRegNo_CompanyInfoCaption</VATRegNo_CompanyInfoCaption>
+      <CurrencyLoop>
+        <Total_Caption2>Total_Caption2</Total_Caption2>
+        <CustLedgEntryHdr>
+          <Currency2Code_CustLedgEntryHdr>Currency2Code_CustLedgEntryHdr</Currency2Code_CustLedgEntryHdr>
+          <CurrencyCode3>CurrencyCode3</CurrencyCode3>
+          <CustBalance_CustLedgEntryHdr>CustBalance_CustLedgEntryHdr</CustBalance_CustLedgEntryHdr>
+          <DtldCustLedgEntryType>DtldCustLedgEntryType</DtldCustLedgEntryType>
+          <EntriesExists>EntriesExists</EntriesExists>
+          <IsNewCustCurrencyGroup>IsNewCustCurrencyGroup</IsNewCustCurrencyGroup>
+          <PrintLine>PrintLine</PrintLine>
+          <StartBalance>StartBalance</StartBalance>
+          <DtldCustLedgEntries>
+            <Amt_DtldCustLedgEntries>Amt_DtldCustLedgEntries</Amt_DtldCustLedgEntries>
+            <CurrCode_DtldCustLedgEntries>CurrCode_DtldCustLedgEntries</CurrCode_DtldCustLedgEntries>
+            <Currency2Code>Currency2Code</Currency2Code>
+            <CustBalance>CustBalance</CustBalance>
+            <Description>Description</Description>
+            <DocNo_DtldCustLedgEntries>DocNo_DtldCustLedgEntries</DocNo_DtldCustLedgEntries>
+            <DueDate_DtldCustLedgEntries>DueDate_DtldCustLedgEntries</DueDate_DtldCustLedgEntries>
+            <PostDate_DtldCustLedgEntries>PostDate_DtldCustLedgEntries</PostDate_DtldCustLedgEntries>
+            <RemainAmt_DtldCustLedgEntries>RemainAmt_DtldCustLedgEntries</RemainAmt_DtldCustLedgEntries>
+            <YourReference_DtldCustLedgEntries>YourReference_DtldCustLedgEntries</YourReference_DtldCustLedgEntries>
+          </DtldCustLedgEntries>
+        </CustLedgEntryHdr>
+        <CustLedgEntryFooter>
+          <CurrencyCode3_CustLedgEntryFooter>CurrencyCode3_CustLedgEntryFooter</CurrencyCode3_CustLedgEntryFooter>
+          <CustBalance_CustLedgEntryHdrFooter>CustBalance_CustLedgEntryHdrFooter</CustBalance_CustLedgEntryHdrFooter>
+          <EntriesExistsl_CustLedgEntryFooterCaption>EntriesExistsl_CustLedgEntryFooterCaption</EntriesExistsl_CustLedgEntryFooterCaption>
+          <Total_Caption>Total_Caption</Total_Caption>
+        </CustLedgEntryFooter>
+        <OverdueVisible>
+          <CurrencyCode3_CustLedgEntry2>CurrencyCode3_CustLedgEntry2</CurrencyCode3_CustLedgEntry2>
+          <Desc_CustLedgEntry2Caption2>Desc_CustLedgEntry2Caption2</Desc_CustLedgEntry2Caption2>
+          <DocNo_DtldCustLedgEntriesCaption2>DocNo_DtldCustLedgEntriesCaption2</DocNo_DtldCustLedgEntriesCaption2>
+          <DueDate_CustLedgEntry2Caption2>DueDate_CustLedgEntry2Caption2</DueDate_CustLedgEntry2Caption2>
+          <OriginalAmt_CustLedgEntry2Caption2>OriginalAmt_CustLedgEntry2Caption2</OriginalAmt_CustLedgEntry2Caption2>
+          <OverDueEntries>OverDueEntries</OverDueEntries>
+          <PostDate_DtldCustLedgEntriesCaption2>PostDate_DtldCustLedgEntriesCaption2</PostDate_DtldCustLedgEntriesCaption2>
+          <RemainAmtCustLedgEntry2Caption2>RemainAmtCustLedgEntry2Caption2</RemainAmtCustLedgEntry2Caption2>
+          <Total_Caption3>Total_Caption3</Total_Caption3>
+          <CustLedgEntry2>
+            <CurrCode_CustLedgEntry2>CurrCode_CustLedgEntry2</CurrCode_CustLedgEntry2>
+            <Currency2Code_CustLedgEntry2>Currency2Code_CustLedgEntry2</Currency2Code_CustLedgEntry2>
+            <CustNo_CustLedgEntry2>CustNo_CustLedgEntry2</CustNo_CustLedgEntry2>
+            <Desc_CustLedgEntry2>Desc_CustLedgEntry2</Desc_CustLedgEntry2>
+            <DocNo_CustLedgEntry2>DocNo_CustLedgEntry2</DocNo_CustLedgEntry2>
+            <DueDate_CustLedgEntry2>DueDate_CustLedgEntry2</DueDate_CustLedgEntry2>
+            <OriginalAmt_CustLedgEntry2>OriginalAmt_CustLedgEntry2</OriginalAmt_CustLedgEntry2>
+            <PostDate_CustLedgEntry2>PostDate_CustLedgEntry2</PostDate_CustLedgEntry2>
+            <PrintEntriesDue>PrintEntriesDue</PrintEntriesDue>
+            <RemainAmt_CustLedgEntry2>RemainAmt_CustLedgEntry2</RemainAmt_CustLedgEntry2>
+            <YourReference_CustLedgEntry2>YourReference_CustLedgEntry2</YourReference_CustLedgEntry2>
+          </CustLedgEntry2>
+          <OverdueEntryFooder>
+            <OverdueBalance>OverdueBalance</OverdueBalance>
+          </OverdueEntryFooder>
+        </OverdueVisible>
+      </CurrencyLoop>
+      <AgingBandVisible>
+        <AgingCustLedgEntry/>
+        <AgingBandLoop>
+          <AgingBandBufCol1Amt>AgingBandBufCol1Amt</AgingBandBufCol1Amt>
+          <AgingBandBufCol2Amt>AgingBandBufCol2Amt</AgingBandBufCol2Amt>
+          <AgingBandBufCol3Amt>AgingBandBufCol3Amt</AgingBandBufCol3Amt>
+          <AgingBandBufCol4Amt>AgingBandBufCol4Amt</AgingBandBufCol4Amt>
+          <AgingBandBufCol5Amt>AgingBandBufCol5Amt</AgingBandBufCol5Amt>
+          <AgingBandCurrencyCode>AgingBandCurrencyCode</AgingBandCurrencyCode>
+          <AgingBandEndingDate>AgingBandEndingDate</AgingBandEndingDate>
+          <AgingDate1>AgingDate1</AgingDate1>
+          <AgingDate2>AgingDate2</AgingDate2>
+          <AgingDate21>AgingDate21</AgingDate21>
+          <AgingDate3>AgingDate3</AgingDate3>
+          <AgingDate31>AgingDate31</AgingDate31>
+          <AgingDate4>AgingDate4</AgingDate4>
+          <AgingDate41>AgingDate41</AgingDate41>
+          <AgingDate5>AgingDate5</AgingDate5>
+          <AgingDateHeader1>AgingDateHeader1</AgingDateHeader1>
+          <AgingDateHeader2>AgingDateHeader2</AgingDateHeader2>
+          <AgingDateHeader3>AgingDateHeader3</AgingDateHeader3>
+          <AgingDateHeader4>AgingDateHeader4</AgingDateHeader4>
+          <beforeCaption>beforeCaption</beforeCaption>
+        </AgingBandLoop>
+      </AgingBandVisible>
+    </Integer>
+    <LetterText>
+      <BodyText>BodyText</BodyText>
+      <ClosingText>ClosingText</ClosingText>
+      <GreetingText>GreetingText</GreetingText>
+    </LetterText>
+  </Customer>
+</NavWordReportXmlPart>
 </file>
 
 <file path=customXml/item2.xml><?xml version="1.0" encoding="utf-8"?>
